--- a/Programacion II/Kit docente/Clase 12/Solucion Taller Clase 12 - VetCare.docx
+++ b/Programacion II/Kit docente/Clase 12/Solucion Taller Clase 12 - VetCare.docx
@@ -72,7 +72,7 @@
           <w:color w:val="2B2B2B"/>
           <w:sz w:val="22"/>
         </w:rPr>
-        <w:t>Paso 1. Se deja un solo punto de entrada y se cablea la aplicación en el orden correcto dentro del main: RepositorioMascotasCSV repositorio = new RepositorioMascotasCSV("mascotas.csv"); ServicioVetCare servicio = new ServicioVetCare(repositorio); servicio.cargarDesdeArchivo(); y solo después SwingUtilities.invokeLater(() -&gt; new VetCareApp(servicio).setVisible(true)). El servicio se inyecta por constructor y la ventana no crea el suyo: esa sola decisión elimina de raíz el defecto de las dos instancias. Se corre y la consola debe imprimir cuántas mascotas trajo el CSV antes de que exista un solo botón en pantalla.</w:t>
+        <w:t>Paso 1. Se deja un solo punto de entrada y se cablea la aplicación en el orden correcto dentro del main: RepositorioMascotasCSV repositorio = new RepositorioMascotasCSV("mascotas.csv"); ServicioClinica servicio = new ServicioClinica(repositorio); servicio.cargarDesdeArchivo(); y solo después SwingUtilities.invokeLater(() -&gt; new ClinicaApp(servicio).setVisible(true)). El servicio se inyecta por constructor y la ventana no crea el suyo: esa sola decisión elimina de raíz el defecto de las dos instancias. Se corre y la consola debe imprimir cuántas mascotas trajo el CSV antes de que exista un solo botón en pantalla.</w:t>
       </w:r>
     </w:p>
     <w:p>
@@ -235,7 +235,7 @@
           <w:color w:val="2B2B2B"/>
           <w:sz w:val="22"/>
         </w:rPr>
-        <w:t>Que la ventana cree su propio ServicioVetCare además del que creó el main: se registra en una lista y se guarda la otra, entonces el archivo nunca cambia y el equipo culpa a la persistencia.</w:t>
+        <w:t>Que la ventana cree su propio ServicioClinica además del que creó el main: se registra en una lista y se guarda la otra, entonces el archivo nunca cambia y el equipo culpa a la persistencia.</w:t>
       </w:r>
     </w:p>
     <w:p>
